--- a/LAB05.docx
+++ b/LAB05.docx
@@ -3802,10 +3802,10 @@
       </w:pPr>
       <w:r>
         <w:drawing>
-          <wp:inline wp14:editId="10FFB95C" wp14:anchorId="778F7DC0">
-            <wp:extent cx="5724525" cy="2343150"/>
+          <wp:inline wp14:editId="3C9C7CCF" wp14:anchorId="3A126097">
+            <wp:extent cx="5724525" cy="1857375"/>
             <wp:effectExtent l="0" t="0" r="0" b="0"/>
-            <wp:docPr id="589758009" name="drawing"/>
+            <wp:docPr id="1565013658" name="drawing"/>
             <wp:cNvGraphicFramePr>
               <a:graphicFrameLocks noChangeAspect="1"/>
             </wp:cNvGraphicFramePr>
@@ -3813,11 +3813,11 @@
               <a:graphicData xmlns:a="http://schemas.openxmlformats.org/drawingml/2006/main" uri="http://schemas.openxmlformats.org/drawingml/2006/picture">
                 <pic:pic xmlns:pic="http://schemas.openxmlformats.org/drawingml/2006/picture">
                   <pic:nvPicPr>
-                    <pic:cNvPr id="589758009" name="Picture 589758009"/>
+                    <pic:cNvPr id="1565013658" name="Picture 1565013658"/>
                     <pic:cNvPicPr/>
                   </pic:nvPicPr>
                   <pic:blipFill>
-                    <a:blip xmlns:r="http://schemas.openxmlformats.org/officeDocument/2006/relationships" r:embed="rId517325755">
+                    <a:blip xmlns:r="http://schemas.openxmlformats.org/officeDocument/2006/relationships" r:embed="rId2084212941">
                       <a:extLst>
                         <a:ext uri="{28A0092B-C50C-407E-A947-70E740481C1C}">
                           <a14:useLocalDpi xmlns:a14="http://schemas.microsoft.com/office/drawing/2010/main"/>
@@ -3831,7 +3831,7 @@
                   <pic:spPr>
                     <a:xfrm>
                       <a:off x="0" y="0"/>
-                      <a:ext cx="5724525" cy="2343150"/>
+                      <a:ext cx="5724525" cy="1857375"/>
                     </a:xfrm>
                     <a:prstGeom prst="rect">
                       <a:avLst/>
@@ -3851,10 +3851,10 @@
       </w:pPr>
       <w:r>
         <w:drawing>
-          <wp:inline wp14:editId="231CE798" wp14:anchorId="617AE77E">
-            <wp:extent cx="3629531" cy="2200582"/>
+          <wp:inline wp14:editId="3F5C6ECF" wp14:anchorId="3DADC23B">
+            <wp:extent cx="4105848" cy="3248478"/>
             <wp:effectExtent l="0" t="0" r="0" b="0"/>
-            <wp:docPr id="1898734082" name="drawing"/>
+            <wp:docPr id="1461547317" name="drawing"/>
             <wp:cNvGraphicFramePr>
               <a:graphicFrameLocks noChangeAspect="1"/>
             </wp:cNvGraphicFramePr>
@@ -3862,11 +3862,11 @@
               <a:graphicData xmlns:a="http://schemas.openxmlformats.org/drawingml/2006/main" uri="http://schemas.openxmlformats.org/drawingml/2006/picture">
                 <pic:pic xmlns:pic="http://schemas.openxmlformats.org/drawingml/2006/picture">
                   <pic:nvPicPr>
-                    <pic:cNvPr id="1898734082" name="Picture 1898734082"/>
+                    <pic:cNvPr id="1461547317" name="Picture 1461547317"/>
                     <pic:cNvPicPr/>
                   </pic:nvPicPr>
                   <pic:blipFill>
-                    <a:blip xmlns:r="http://schemas.openxmlformats.org/officeDocument/2006/relationships" r:embed="rId1602491524">
+                    <a:blip xmlns:r="http://schemas.openxmlformats.org/officeDocument/2006/relationships" r:embed="rId42654178">
                       <a:extLst>
                         <a:ext uri="{28A0092B-C50C-407E-A947-70E740481C1C}">
                           <a14:useLocalDpi xmlns:a14="http://schemas.microsoft.com/office/drawing/2010/main"/>
@@ -3880,7 +3880,7 @@
                   <pic:spPr>
                     <a:xfrm>
                       <a:off x="0" y="0"/>
-                      <a:ext cx="3629531" cy="2200582"/>
+                      <a:ext cx="4105848" cy="3248478"/>
                     </a:xfrm>
                     <a:prstGeom prst="rect">
                       <a:avLst/>
@@ -3906,10 +3906,10 @@
       </w:pPr>
       <w:r>
         <w:drawing>
-          <wp:inline wp14:editId="53461C72" wp14:anchorId="284A2ED7">
-            <wp:extent cx="4448796" cy="2448267"/>
+          <wp:inline wp14:editId="71036A65" wp14:anchorId="575E58A3">
+            <wp:extent cx="4505954" cy="2600688"/>
             <wp:effectExtent l="0" t="0" r="0" b="0"/>
-            <wp:docPr id="1134159321" name="drawing"/>
+            <wp:docPr id="333504163" name="drawing"/>
             <wp:cNvGraphicFramePr>
               <a:graphicFrameLocks noChangeAspect="1"/>
             </wp:cNvGraphicFramePr>
@@ -3917,11 +3917,11 @@
               <a:graphicData xmlns:a="http://schemas.openxmlformats.org/drawingml/2006/main" uri="http://schemas.openxmlformats.org/drawingml/2006/picture">
                 <pic:pic xmlns:pic="http://schemas.openxmlformats.org/drawingml/2006/picture">
                   <pic:nvPicPr>
-                    <pic:cNvPr id="1134159321" name="Picture 1134159321"/>
+                    <pic:cNvPr id="333504163" name="Picture 333504163"/>
                     <pic:cNvPicPr/>
                   </pic:nvPicPr>
                   <pic:blipFill>
-                    <a:blip xmlns:r="http://schemas.openxmlformats.org/officeDocument/2006/relationships" r:embed="rId1205328599">
+                    <a:blip xmlns:r="http://schemas.openxmlformats.org/officeDocument/2006/relationships" r:embed="rId2038331744">
                       <a:extLst>
                         <a:ext uri="{28A0092B-C50C-407E-A947-70E740481C1C}">
                           <a14:useLocalDpi xmlns:a14="http://schemas.microsoft.com/office/drawing/2010/main"/>
@@ -3935,7 +3935,7 @@
                   <pic:spPr>
                     <a:xfrm>
                       <a:off x="0" y="0"/>
-                      <a:ext cx="4448796" cy="2448267"/>
+                      <a:ext cx="4505954" cy="2600688"/>
                     </a:xfrm>
                     <a:prstGeom prst="rect">
                       <a:avLst/>
@@ -4077,7 +4077,7 @@
       </w:r>
       <w:r>
         <w:drawing>
-          <wp:inline wp14:editId="3C36F091" wp14:anchorId="0F30B44C">
+          <wp:inline wp14:editId="08B69B21" wp14:anchorId="0F30B44C">
             <wp:extent cx="4267795" cy="1686160"/>
             <wp:effectExtent l="0" t="0" r="0" b="0"/>
             <wp:docPr id="2079603374" name="drawing"/>
@@ -4128,10 +4128,10 @@
       </w:pPr>
       <w:r>
         <w:drawing>
-          <wp:inline wp14:editId="41C50B96" wp14:anchorId="0DFA391F">
-            <wp:extent cx="4429743" cy="2505425"/>
+          <wp:inline wp14:editId="740F4B9E" wp14:anchorId="4F6D9FA6">
+            <wp:extent cx="4486901" cy="2486372"/>
             <wp:effectExtent l="0" t="0" r="0" b="0"/>
-            <wp:docPr id="953220250" name="drawing"/>
+            <wp:docPr id="754250692" name="drawing"/>
             <wp:cNvGraphicFramePr>
               <a:graphicFrameLocks noChangeAspect="1"/>
             </wp:cNvGraphicFramePr>
@@ -4139,11 +4139,11 @@
               <a:graphicData xmlns:a="http://schemas.openxmlformats.org/drawingml/2006/main" uri="http://schemas.openxmlformats.org/drawingml/2006/picture">
                 <pic:pic xmlns:pic="http://schemas.openxmlformats.org/drawingml/2006/picture">
                   <pic:nvPicPr>
-                    <pic:cNvPr id="953220250" name="Picture 953220250"/>
+                    <pic:cNvPr id="754250692" name="Picture 754250692"/>
                     <pic:cNvPicPr/>
                   </pic:nvPicPr>
                   <pic:blipFill>
-                    <a:blip xmlns:r="http://schemas.openxmlformats.org/officeDocument/2006/relationships" r:embed="rId1730248796">
+                    <a:blip xmlns:r="http://schemas.openxmlformats.org/officeDocument/2006/relationships" r:embed="rId754951706">
                       <a:extLst>
                         <a:ext uri="{28A0092B-C50C-407E-A947-70E740481C1C}">
                           <a14:useLocalDpi xmlns:a14="http://schemas.microsoft.com/office/drawing/2010/main"/>
@@ -4157,7 +4157,7 @@
                   <pic:spPr>
                     <a:xfrm>
                       <a:off x="0" y="0"/>
-                      <a:ext cx="4429743" cy="2505425"/>
+                      <a:ext cx="4486901" cy="2486372"/>
                     </a:xfrm>
                     <a:prstGeom prst="rect">
                       <a:avLst/>
@@ -4712,6 +4712,73 @@
     </w:p>
     <w:p>
       <w:pPr>
+        <w:pStyle w:val="ListParagraph"/>
+        <w:spacing w:before="0" w:beforeAutospacing="off" w:after="0" w:afterAutospacing="off"/>
+        <w:ind w:left="720"/>
+      </w:pPr>
+      <w:r>
+        <w:rPr>
+          <w:rFonts w:ascii="Times New Roman" w:hAnsi="Times New Roman" w:eastAsia="Times New Roman" w:cs="Times New Roman"/>
+          <w:noProof w:val="0"/>
+          <w:sz w:val="24"/>
+          <w:szCs w:val="24"/>
+          <w:lang w:val="es-ES"/>
+        </w:rPr>
+        <w:t>Para salvar:</w:t>
+      </w:r>
+    </w:p>
+    <w:p>
+      <w:pPr>
+        <w:pStyle w:val="ListParagraph"/>
+        <w:spacing w:before="0" w:beforeAutospacing="off" w:after="0" w:afterAutospacing="off"/>
+        <w:ind w:left="720"/>
+      </w:pPr>
+      <w:r>
+        <w:drawing>
+          <wp:inline wp14:editId="49191690" wp14:anchorId="66D683C0">
+            <wp:extent cx="4324954" cy="2448267"/>
+            <wp:effectExtent l="0" t="0" r="0" b="0"/>
+            <wp:docPr id="892052553" name="drawing"/>
+            <wp:cNvGraphicFramePr>
+              <a:graphicFrameLocks noChangeAspect="1"/>
+            </wp:cNvGraphicFramePr>
+            <a:graphic>
+              <a:graphicData xmlns:a="http://schemas.openxmlformats.org/drawingml/2006/main" uri="http://schemas.openxmlformats.org/drawingml/2006/picture">
+                <pic:pic xmlns:pic="http://schemas.openxmlformats.org/drawingml/2006/picture">
+                  <pic:nvPicPr>
+                    <pic:cNvPr id="892052553" name="Picture 892052553"/>
+                    <pic:cNvPicPr/>
+                  </pic:nvPicPr>
+                  <pic:blipFill>
+                    <a:blip xmlns:r="http://schemas.openxmlformats.org/officeDocument/2006/relationships" r:embed="rId2005637919">
+                      <a:extLst>
+                        <a:ext uri="{28A0092B-C50C-407E-A947-70E740481C1C}">
+                          <a14:useLocalDpi xmlns:a14="http://schemas.microsoft.com/office/drawing/2010/main"/>
+                        </a:ext>
+                      </a:extLst>
+                    </a:blip>
+                    <a:stretch>
+                      <a:fillRect/>
+                    </a:stretch>
+                  </pic:blipFill>
+                  <pic:spPr>
+                    <a:xfrm>
+                      <a:off x="0" y="0"/>
+                      <a:ext cx="4324954" cy="2448267"/>
+                    </a:xfrm>
+                    <a:prstGeom prst="rect">
+                      <a:avLst/>
+                    </a:prstGeom>
+                  </pic:spPr>
+                </pic:pic>
+              </a:graphicData>
+            </a:graphic>
+          </wp:inline>
+        </w:drawing>
+      </w:r>
+    </w:p>
+    <w:p w14:noSpellErr="1">
+      <w:pPr>
         <w:pStyle w:val="Normal"/>
         <w:ind w:firstLine="0"/>
       </w:pPr>
@@ -4723,7 +4790,7 @@
       </w:pPr>
       <w:r>
         <w:drawing>
-          <wp:inline wp14:editId="6D4A4A88" wp14:anchorId="0231D259">
+          <wp:inline wp14:editId="5F250395" wp14:anchorId="0231D259">
             <wp:extent cx="5144218" cy="3448531"/>
             <wp:effectExtent l="0" t="0" r="0" b="0"/>
             <wp:docPr id="1852512238" name="drawing"/>
@@ -4772,10 +4839,10 @@
       </w:pPr>
       <w:r>
         <w:drawing>
-          <wp:inline wp14:editId="79C78CFC" wp14:anchorId="0C9EFAB9">
-            <wp:extent cx="4839375" cy="3477110"/>
+          <wp:inline wp14:editId="51DC48AA" wp14:anchorId="1020155F">
+            <wp:extent cx="4734586" cy="3391373"/>
             <wp:effectExtent l="0" t="0" r="0" b="0"/>
-            <wp:docPr id="1658379057" name="drawing"/>
+            <wp:docPr id="1949437102" name="drawing"/>
             <wp:cNvGraphicFramePr>
               <a:graphicFrameLocks noChangeAspect="1"/>
             </wp:cNvGraphicFramePr>
@@ -4783,11 +4850,11 @@
               <a:graphicData xmlns:a="http://schemas.openxmlformats.org/drawingml/2006/main" uri="http://schemas.openxmlformats.org/drawingml/2006/picture">
                 <pic:pic xmlns:pic="http://schemas.openxmlformats.org/drawingml/2006/picture">
                   <pic:nvPicPr>
-                    <pic:cNvPr id="1658379057" name="Picture 1658379057"/>
+                    <pic:cNvPr id="1949437102" name="Picture 1949437102"/>
                     <pic:cNvPicPr/>
                   </pic:nvPicPr>
                   <pic:blipFill>
-                    <a:blip xmlns:r="http://schemas.openxmlformats.org/officeDocument/2006/relationships" r:embed="rId1547051012">
+                    <a:blip xmlns:r="http://schemas.openxmlformats.org/officeDocument/2006/relationships" r:embed="rId1409681768">
                       <a:extLst>
                         <a:ext uri="{28A0092B-C50C-407E-A947-70E740481C1C}">
                           <a14:useLocalDpi xmlns:a14="http://schemas.microsoft.com/office/drawing/2010/main"/>
@@ -4801,7 +4868,7 @@
                   <pic:spPr>
                     <a:xfrm>
                       <a:off x="0" y="0"/>
-                      <a:ext cx="4839375" cy="3477110"/>
+                      <a:ext cx="4734586" cy="3391373"/>
                     </a:xfrm>
                     <a:prstGeom prst="rect">
                       <a:avLst/>
@@ -4821,10 +4888,10 @@
       </w:pPr>
       <w:r>
         <w:drawing>
-          <wp:inline wp14:editId="7CFF0F82" wp14:anchorId="4847A96E">
-            <wp:extent cx="2715004" cy="1533739"/>
+          <wp:inline wp14:editId="368B4B08" wp14:anchorId="0459E3D7">
+            <wp:extent cx="2962688" cy="1257475"/>
             <wp:effectExtent l="0" t="0" r="0" b="0"/>
-            <wp:docPr id="1428744782" name="drawing"/>
+            <wp:docPr id="1307540578" name="drawing"/>
             <wp:cNvGraphicFramePr>
               <a:graphicFrameLocks noChangeAspect="1"/>
             </wp:cNvGraphicFramePr>
@@ -4832,11 +4899,11 @@
               <a:graphicData xmlns:a="http://schemas.openxmlformats.org/drawingml/2006/main" uri="http://schemas.openxmlformats.org/drawingml/2006/picture">
                 <pic:pic xmlns:pic="http://schemas.openxmlformats.org/drawingml/2006/picture">
                   <pic:nvPicPr>
-                    <pic:cNvPr id="1428744782" name="Picture 1428744782"/>
+                    <pic:cNvPr id="1307540578" name="Picture 1307540578"/>
                     <pic:cNvPicPr/>
                   </pic:nvPicPr>
                   <pic:blipFill>
-                    <a:blip xmlns:r="http://schemas.openxmlformats.org/officeDocument/2006/relationships" r:embed="rId1795748532">
+                    <a:blip xmlns:r="http://schemas.openxmlformats.org/officeDocument/2006/relationships" r:embed="rId857756750">
                       <a:extLst>
                         <a:ext uri="{28A0092B-C50C-407E-A947-70E740481C1C}">
                           <a14:useLocalDpi xmlns:a14="http://schemas.microsoft.com/office/drawing/2010/main"/>
@@ -4850,7 +4917,7 @@
                   <pic:spPr>
                     <a:xfrm>
                       <a:off x="0" y="0"/>
-                      <a:ext cx="2715004" cy="1533739"/>
+                      <a:ext cx="2962688" cy="1257475"/>
                     </a:xfrm>
                     <a:prstGeom prst="rect">
                       <a:avLst/>
@@ -4869,11 +4936,21 @@
         <w:ind w:firstLine="0"/>
       </w:pPr>
       <w:r>
+        <w:rPr/>
+        <w:t>Para abrir:</w:t>
+      </w:r>
+    </w:p>
+    <w:p>
+      <w:pPr>
+        <w:pStyle w:val="Normal"/>
+        <w:ind w:firstLine="0"/>
+      </w:pPr>
+      <w:r>
         <w:drawing>
-          <wp:inline wp14:editId="4399973E" wp14:anchorId="67EBCE06">
-            <wp:extent cx="2743583" cy="1524213"/>
+          <wp:inline wp14:editId="6A7C7D5A" wp14:anchorId="04743FD4">
+            <wp:extent cx="4429743" cy="2553056"/>
             <wp:effectExtent l="0" t="0" r="0" b="0"/>
-            <wp:docPr id="460849550" name="drawing"/>
+            <wp:docPr id="1466260969" name="drawing"/>
             <wp:cNvGraphicFramePr>
               <a:graphicFrameLocks noChangeAspect="1"/>
             </wp:cNvGraphicFramePr>
@@ -4881,11 +4958,11 @@
               <a:graphicData xmlns:a="http://schemas.openxmlformats.org/drawingml/2006/main" uri="http://schemas.openxmlformats.org/drawingml/2006/picture">
                 <pic:pic xmlns:pic="http://schemas.openxmlformats.org/drawingml/2006/picture">
                   <pic:nvPicPr>
-                    <pic:cNvPr id="460849550" name="Picture 460849550"/>
+                    <pic:cNvPr id="1466260969" name="Picture 1466260969"/>
                     <pic:cNvPicPr/>
                   </pic:nvPicPr>
                   <pic:blipFill>
-                    <a:blip xmlns:r="http://schemas.openxmlformats.org/officeDocument/2006/relationships" r:embed="rId1204755933">
+                    <a:blip xmlns:r="http://schemas.openxmlformats.org/officeDocument/2006/relationships" r:embed="rId554414631">
                       <a:extLst>
                         <a:ext uri="{28A0092B-C50C-407E-A947-70E740481C1C}">
                           <a14:useLocalDpi xmlns:a14="http://schemas.microsoft.com/office/drawing/2010/main"/>
@@ -4899,7 +4976,7 @@
                   <pic:spPr>
                     <a:xfrm>
                       <a:off x="0" y="0"/>
-                      <a:ext cx="2743583" cy="1524213"/>
+                      <a:ext cx="4429743" cy="2553056"/>
                     </a:xfrm>
                     <a:prstGeom prst="rect">
                       <a:avLst/>
@@ -4917,6 +4994,127 @@
         <w:pStyle w:val="Normal"/>
         <w:ind w:firstLine="0"/>
       </w:pPr>
+      <w:r>
+        <w:drawing>
+          <wp:inline wp14:editId="176B6CC4" wp14:anchorId="1813074C">
+            <wp:extent cx="4696481" cy="3429479"/>
+            <wp:effectExtent l="0" t="0" r="0" b="0"/>
+            <wp:docPr id="412835915" name="drawing"/>
+            <wp:cNvGraphicFramePr>
+              <a:graphicFrameLocks noChangeAspect="1"/>
+            </wp:cNvGraphicFramePr>
+            <a:graphic>
+              <a:graphicData xmlns:a="http://schemas.openxmlformats.org/drawingml/2006/main" uri="http://schemas.openxmlformats.org/drawingml/2006/picture">
+                <pic:pic xmlns:pic="http://schemas.openxmlformats.org/drawingml/2006/picture">
+                  <pic:nvPicPr>
+                    <pic:cNvPr id="412835915" name="Picture 412835915"/>
+                    <pic:cNvPicPr/>
+                  </pic:nvPicPr>
+                  <pic:blipFill>
+                    <a:blip xmlns:r="http://schemas.openxmlformats.org/officeDocument/2006/relationships" r:embed="rId2137327128">
+                      <a:extLst>
+                        <a:ext uri="{28A0092B-C50C-407E-A947-70E740481C1C}">
+                          <a14:useLocalDpi xmlns:a14="http://schemas.microsoft.com/office/drawing/2010/main"/>
+                        </a:ext>
+                      </a:extLst>
+                    </a:blip>
+                    <a:stretch>
+                      <a:fillRect/>
+                    </a:stretch>
+                  </pic:blipFill>
+                  <pic:spPr>
+                    <a:xfrm>
+                      <a:off x="0" y="0"/>
+                      <a:ext cx="4696481" cy="3429479"/>
+                    </a:xfrm>
+                    <a:prstGeom prst="rect">
+                      <a:avLst/>
+                    </a:prstGeom>
+                  </pic:spPr>
+                </pic:pic>
+              </a:graphicData>
+            </a:graphic>
+          </wp:inline>
+        </w:drawing>
+      </w:r>
+    </w:p>
+    <w:p>
+      <w:pPr>
+        <w:pStyle w:val="Normal"/>
+        <w:ind w:firstLine="0"/>
+      </w:pPr>
+      <w:r>
+        <w:drawing>
+          <wp:inline wp14:editId="420C69D3" wp14:anchorId="2EFB4508">
+            <wp:extent cx="3019846" cy="1381318"/>
+            <wp:effectExtent l="0" t="0" r="0" b="0"/>
+            <wp:docPr id="634006845" name="drawing"/>
+            <wp:cNvGraphicFramePr>
+              <a:graphicFrameLocks noChangeAspect="1"/>
+            </wp:cNvGraphicFramePr>
+            <a:graphic>
+              <a:graphicData xmlns:a="http://schemas.openxmlformats.org/drawingml/2006/main" uri="http://schemas.openxmlformats.org/drawingml/2006/picture">
+                <pic:pic xmlns:pic="http://schemas.openxmlformats.org/drawingml/2006/picture">
+                  <pic:nvPicPr>
+                    <pic:cNvPr id="634006845" name="Picture 634006845"/>
+                    <pic:cNvPicPr/>
+                  </pic:nvPicPr>
+                  <pic:blipFill>
+                    <a:blip xmlns:r="http://schemas.openxmlformats.org/officeDocument/2006/relationships" r:embed="rId415250121">
+                      <a:extLst>
+                        <a:ext uri="{28A0092B-C50C-407E-A947-70E740481C1C}">
+                          <a14:useLocalDpi xmlns:a14="http://schemas.microsoft.com/office/drawing/2010/main"/>
+                        </a:ext>
+                      </a:extLst>
+                    </a:blip>
+                    <a:stretch>
+                      <a:fillRect/>
+                    </a:stretch>
+                  </pic:blipFill>
+                  <pic:spPr>
+                    <a:xfrm>
+                      <a:off x="0" y="0"/>
+                      <a:ext cx="3019846" cy="1381318"/>
+                    </a:xfrm>
+                    <a:prstGeom prst="rect">
+                      <a:avLst/>
+                    </a:prstGeom>
+                  </pic:spPr>
+                </pic:pic>
+              </a:graphicData>
+            </a:graphic>
+          </wp:inline>
+        </w:drawing>
+      </w:r>
+    </w:p>
+    <w:p>
+      <w:pPr>
+        <w:pStyle w:val="Normal"/>
+        <w:ind w:firstLine="0"/>
+      </w:pPr>
+    </w:p>
+    <w:p>
+      <w:pPr>
+        <w:pStyle w:val="Normal"/>
+        <w:ind w:firstLine="0"/>
+      </w:pPr>
+    </w:p>
+    <w:p>
+      <w:pPr>
+        <w:pStyle w:val="Normal"/>
+        <w:ind w:firstLine="0"/>
+        <w:rPr>
+          <w:b w:val="1"/>
+          <w:bCs w:val="1"/>
+        </w:rPr>
+      </w:pPr>
+      <w:r>
+        <w:rPr>
+          <w:b w:val="1"/>
+          <w:bCs w:val="1"/>
+        </w:rPr>
+        <w:t>E Ciclo 3: Forma de la ventana principal:</w:t>
+      </w:r>
     </w:p>
     <w:p>
       <w:pPr>

--- a/LAB05.docx
+++ b/LAB05.docx
@@ -1983,10 +1983,10 @@
       </w:pPr>
       <w:r>
         <w:drawing>
-          <wp:inline wp14:editId="16885ADE" wp14:anchorId="707C5CC2">
-            <wp:extent cx="5724525" cy="1009650"/>
+          <wp:inline wp14:editId="5DFA7852" wp14:anchorId="55B2ED6F">
+            <wp:extent cx="5724525" cy="161925"/>
             <wp:effectExtent l="0" t="0" r="0" b="0"/>
-            <wp:docPr id="2024619512" name="drawing"/>
+            <wp:docPr id="182160348" name="drawing"/>
             <wp:cNvGraphicFramePr>
               <a:graphicFrameLocks noChangeAspect="1"/>
             </wp:cNvGraphicFramePr>
@@ -1994,11 +1994,11 @@
               <a:graphicData xmlns:a="http://schemas.openxmlformats.org/drawingml/2006/main" uri="http://schemas.openxmlformats.org/drawingml/2006/picture">
                 <pic:pic xmlns:pic="http://schemas.openxmlformats.org/drawingml/2006/picture">
                   <pic:nvPicPr>
-                    <pic:cNvPr id="2024619512" name="Picture 2024619512"/>
+                    <pic:cNvPr id="182160348" name="Picture 182160348"/>
                     <pic:cNvPicPr/>
                   </pic:nvPicPr>
                   <pic:blipFill>
-                    <a:blip xmlns:r="http://schemas.openxmlformats.org/officeDocument/2006/relationships" r:embed="rId279733461">
+                    <a:blip xmlns:r="http://schemas.openxmlformats.org/officeDocument/2006/relationships" r:embed="rId746443256">
                       <a:extLst>
                         <a:ext uri="{28A0092B-C50C-407E-A947-70E740481C1C}">
                           <a14:useLocalDpi xmlns:a14="http://schemas.microsoft.com/office/drawing/2010/main"/>
@@ -2012,7 +2012,7 @@
                   <pic:spPr>
                     <a:xfrm>
                       <a:off x="0" y="0"/>
-                      <a:ext cx="5724525" cy="1009650"/>
+                      <a:ext cx="5724525" cy="161925"/>
                     </a:xfrm>
                     <a:prstGeom prst="rect">
                       <a:avLst/>
@@ -2024,6 +2024,70 @@
           </wp:inline>
         </w:drawing>
       </w:r>
+    </w:p>
+    <w:p>
+      <w:pPr>
+        <w:pStyle w:val="ListParagraph"/>
+        <w:spacing w:before="0" w:beforeAutospacing="off" w:after="0" w:afterAutospacing="off"/>
+        <w:ind w:left="720"/>
+      </w:pPr>
+      <w:r>
+        <w:drawing>
+          <wp:inline wp14:editId="199DBB53" wp14:anchorId="0E129916">
+            <wp:extent cx="3096057" cy="1438476"/>
+            <wp:effectExtent l="0" t="0" r="0" b="0"/>
+            <wp:docPr id="936614276" name="drawing"/>
+            <wp:cNvGraphicFramePr>
+              <a:graphicFrameLocks noChangeAspect="1"/>
+            </wp:cNvGraphicFramePr>
+            <a:graphic>
+              <a:graphicData xmlns:a="http://schemas.openxmlformats.org/drawingml/2006/main" uri="http://schemas.openxmlformats.org/drawingml/2006/picture">
+                <pic:pic xmlns:pic="http://schemas.openxmlformats.org/drawingml/2006/picture">
+                  <pic:nvPicPr>
+                    <pic:cNvPr id="936614276" name="Picture 936614276"/>
+                    <pic:cNvPicPr/>
+                  </pic:nvPicPr>
+                  <pic:blipFill>
+                    <a:blip xmlns:r="http://schemas.openxmlformats.org/officeDocument/2006/relationships" r:embed="rId1419326815">
+                      <a:extLst>
+                        <a:ext uri="{28A0092B-C50C-407E-A947-70E740481C1C}">
+                          <a14:useLocalDpi xmlns:a14="http://schemas.microsoft.com/office/drawing/2010/main"/>
+                        </a:ext>
+                      </a:extLst>
+                    </a:blip>
+                    <a:stretch>
+                      <a:fillRect/>
+                    </a:stretch>
+                  </pic:blipFill>
+                  <pic:spPr>
+                    <a:xfrm>
+                      <a:off x="0" y="0"/>
+                      <a:ext cx="3096057" cy="1438476"/>
+                    </a:xfrm>
+                    <a:prstGeom prst="rect">
+                      <a:avLst/>
+                    </a:prstGeom>
+                  </pic:spPr>
+                </pic:pic>
+              </a:graphicData>
+            </a:graphic>
+          </wp:inline>
+        </w:drawing>
+      </w:r>
+    </w:p>
+    <w:p>
+      <w:pPr>
+        <w:pStyle w:val="ListParagraph"/>
+        <w:spacing w:before="0" w:beforeAutospacing="off" w:after="0" w:afterAutospacing="off"/>
+        <w:ind w:left="720"/>
+      </w:pPr>
+    </w:p>
+    <w:p>
+      <w:pPr>
+        <w:pStyle w:val="ListParagraph"/>
+        <w:spacing w:before="0" w:beforeAutospacing="off" w:after="0" w:afterAutospacing="off"/>
+        <w:ind w:left="720"/>
+      </w:pPr>
     </w:p>
     <w:p>
       <w:pPr>
@@ -2144,10 +2208,10 @@
       </w:pPr>
       <w:r>
         <w:drawing>
-          <wp:inline wp14:editId="2AAB439C" wp14:anchorId="5A6E4628">
-            <wp:extent cx="4534533" cy="2534004"/>
+          <wp:inline wp14:editId="3DA1D53B" wp14:anchorId="0B790B15">
+            <wp:extent cx="5724525" cy="3238500"/>
             <wp:effectExtent l="0" t="0" r="0" b="0"/>
-            <wp:docPr id="1144100056" name="drawing"/>
+            <wp:docPr id="1377535302" name="drawing"/>
             <wp:cNvGraphicFramePr>
               <a:graphicFrameLocks noChangeAspect="1"/>
             </wp:cNvGraphicFramePr>
@@ -2155,11 +2219,11 @@
               <a:graphicData xmlns:a="http://schemas.openxmlformats.org/drawingml/2006/main" uri="http://schemas.openxmlformats.org/drawingml/2006/picture">
                 <pic:pic xmlns:pic="http://schemas.openxmlformats.org/drawingml/2006/picture">
                   <pic:nvPicPr>
-                    <pic:cNvPr id="1144100056" name="Picture 1144100056"/>
+                    <pic:cNvPr id="1377535302" name="Picture 1377535302"/>
                     <pic:cNvPicPr/>
                   </pic:nvPicPr>
                   <pic:blipFill>
-                    <a:blip xmlns:r="http://schemas.openxmlformats.org/officeDocument/2006/relationships" r:embed="rId1433593459">
+                    <a:blip xmlns:r="http://schemas.openxmlformats.org/officeDocument/2006/relationships" r:embed="rId2024340501">
                       <a:extLst>
                         <a:ext uri="{28A0092B-C50C-407E-A947-70E740481C1C}">
                           <a14:useLocalDpi xmlns:a14="http://schemas.microsoft.com/office/drawing/2010/main"/>
@@ -2173,7 +2237,7 @@
                   <pic:spPr>
                     <a:xfrm>
                       <a:off x="0" y="0"/>
-                      <a:ext cx="4534533" cy="2534004"/>
+                      <a:ext cx="5724525" cy="3238500"/>
                     </a:xfrm>
                     <a:prstGeom prst="rect">
                       <a:avLst/>
@@ -2254,10 +2318,10 @@
       </w:pPr>
       <w:r>
         <w:drawing>
-          <wp:inline wp14:editId="19565127" wp14:anchorId="77E826E0">
-            <wp:extent cx="4591691" cy="2514951"/>
+          <wp:inline wp14:editId="3F2BEF40" wp14:anchorId="635386FC">
+            <wp:extent cx="5724525" cy="3228975"/>
             <wp:effectExtent l="0" t="0" r="0" b="0"/>
-            <wp:docPr id="1033323166" name="drawing"/>
+            <wp:docPr id="1724169186" name="drawing"/>
             <wp:cNvGraphicFramePr>
               <a:graphicFrameLocks noChangeAspect="1"/>
             </wp:cNvGraphicFramePr>
@@ -2265,11 +2329,11 @@
               <a:graphicData xmlns:a="http://schemas.openxmlformats.org/drawingml/2006/main" uri="http://schemas.openxmlformats.org/drawingml/2006/picture">
                 <pic:pic xmlns:pic="http://schemas.openxmlformats.org/drawingml/2006/picture">
                   <pic:nvPicPr>
-                    <pic:cNvPr id="1033323166" name="Picture 1033323166"/>
+                    <pic:cNvPr id="1724169186" name="Picture 1724169186"/>
                     <pic:cNvPicPr/>
                   </pic:nvPicPr>
                   <pic:blipFill>
-                    <a:blip xmlns:r="http://schemas.openxmlformats.org/officeDocument/2006/relationships" r:embed="rId250462687">
+                    <a:blip xmlns:r="http://schemas.openxmlformats.org/officeDocument/2006/relationships" r:embed="rId1333497474">
                       <a:extLst>
                         <a:ext uri="{28A0092B-C50C-407E-A947-70E740481C1C}">
                           <a14:useLocalDpi xmlns:a14="http://schemas.microsoft.com/office/drawing/2010/main"/>
@@ -2283,7 +2347,7 @@
                   <pic:spPr>
                     <a:xfrm>
                       <a:off x="0" y="0"/>
-                      <a:ext cx="4591691" cy="2514951"/>
+                      <a:ext cx="5724525" cy="3228975"/>
                     </a:xfrm>
                     <a:prstGeom prst="rect">
                       <a:avLst/>
@@ -2530,8 +2594,11 @@
     <w:p>
       <w:pPr>
         <w:pStyle w:val="Normal"/>
-        <w:spacing w:before="0" w:beforeAutospacing="off" w:after="0" w:afterAutospacing="off"/>
-        <w:ind w:firstLine="708"/>
+        <w:suppressLineNumbers w:val="0"/>
+        <w:bidi w:val="0"/>
+        <w:spacing w:before="0" w:beforeAutospacing="off" w:after="0" w:afterAutospacing="off" w:line="279" w:lineRule="auto"/>
+        <w:ind w:left="0" w:right="0" w:firstLine="708"/>
+        <w:jc w:val="left"/>
         <w:rPr>
           <w:rFonts w:ascii="Times New Roman" w:hAnsi="Times New Roman" w:eastAsia="Times New Roman" w:cs="Times New Roman"/>
           <w:noProof w:val="0"/>
@@ -2767,7 +2834,7 @@
           <w:szCs w:val="24"/>
           <w:lang w:val="es-ES"/>
         </w:rPr>
-        <w:t>JFrame.EXIT_ON_CLOSE</w:t>
+        <w:t>JFrame.DO_NOTHING_ON_CLOSE</w:t>
       </w:r>
       <w:r>
         <w:rPr>
@@ -2778,9 +2845,6 @@
           <w:lang w:val="es-ES"/>
         </w:rPr>
         <w:t xml:space="preserve">) </w:t>
-      </w:r>
-      <w:r>
-        <w:tab/>
       </w:r>
       <w:r>
         <w:rPr>
@@ -3039,10 +3103,10 @@
       </w:r>
       <w:r>
         <w:drawing>
-          <wp:inline wp14:editId="1BF0EE0D" wp14:anchorId="2A8F420D">
-            <wp:extent cx="4439269" cy="2505425"/>
+          <wp:inline wp14:editId="02008E43" wp14:anchorId="10BD97B2">
+            <wp:extent cx="5724525" cy="2847982"/>
             <wp:effectExtent l="0" t="0" r="0" b="0"/>
-            <wp:docPr id="1440009597" name="drawing"/>
+            <wp:docPr id="1265128113" name="drawing"/>
             <wp:cNvGraphicFramePr>
               <a:graphicFrameLocks noChangeAspect="1"/>
             </wp:cNvGraphicFramePr>
@@ -3050,25 +3114,26 @@
               <a:graphicData xmlns:a="http://schemas.openxmlformats.org/drawingml/2006/main" uri="http://schemas.openxmlformats.org/drawingml/2006/picture">
                 <pic:pic xmlns:pic="http://schemas.openxmlformats.org/drawingml/2006/picture">
                   <pic:nvPicPr>
-                    <pic:cNvPr id="1440009597" name="Picture 1440009597"/>
+                    <pic:cNvPr id="1265128113" name="Picture 1265128113"/>
                     <pic:cNvPicPr/>
                   </pic:nvPicPr>
                   <pic:blipFill>
-                    <a:blip xmlns:r="http://schemas.openxmlformats.org/officeDocument/2006/relationships" r:embed="rId1141819758">
+                    <a:blip xmlns:r="http://schemas.openxmlformats.org/officeDocument/2006/relationships" r:embed="rId774234125">
                       <a:extLst>
                         <a:ext uri="{28A0092B-C50C-407E-A947-70E740481C1C}">
                           <a14:useLocalDpi xmlns:a14="http://schemas.microsoft.com/office/drawing/2010/main"/>
                         </a:ext>
                       </a:extLst>
                     </a:blip>
+                    <a:srcRect l="0" t="10210" r="0" b="0"/>
                     <a:stretch>
                       <a:fillRect/>
                     </a:stretch>
                   </pic:blipFill>
                   <pic:spPr>
-                    <a:xfrm>
+                    <a:xfrm rot="0">
                       <a:off x="0" y="0"/>
-                      <a:ext cx="4439269" cy="2505425"/>
+                      <a:ext cx="5724525" cy="2847982"/>
                     </a:xfrm>
                     <a:prstGeom prst="rect">
                       <a:avLst/>
@@ -3802,10 +3867,10 @@
       </w:pPr>
       <w:r>
         <w:drawing>
-          <wp:inline wp14:editId="3C9C7CCF" wp14:anchorId="3A126097">
-            <wp:extent cx="5724525" cy="1857375"/>
+          <wp:inline wp14:editId="1B5244B1" wp14:anchorId="1CC3545F">
+            <wp:extent cx="5724525" cy="1562100"/>
             <wp:effectExtent l="0" t="0" r="0" b="0"/>
-            <wp:docPr id="1565013658" name="drawing"/>
+            <wp:docPr id="1319665473" name="drawing"/>
             <wp:cNvGraphicFramePr>
               <a:graphicFrameLocks noChangeAspect="1"/>
             </wp:cNvGraphicFramePr>
@@ -3813,11 +3878,11 @@
               <a:graphicData xmlns:a="http://schemas.openxmlformats.org/drawingml/2006/main" uri="http://schemas.openxmlformats.org/drawingml/2006/picture">
                 <pic:pic xmlns:pic="http://schemas.openxmlformats.org/drawingml/2006/picture">
                   <pic:nvPicPr>
-                    <pic:cNvPr id="1565013658" name="Picture 1565013658"/>
+                    <pic:cNvPr id="1319665473" name="Picture 1319665473"/>
                     <pic:cNvPicPr/>
                   </pic:nvPicPr>
                   <pic:blipFill>
-                    <a:blip xmlns:r="http://schemas.openxmlformats.org/officeDocument/2006/relationships" r:embed="rId2084212941">
+                    <a:blip xmlns:r="http://schemas.openxmlformats.org/officeDocument/2006/relationships" r:embed="rId465067991">
                       <a:extLst>
                         <a:ext uri="{28A0092B-C50C-407E-A947-70E740481C1C}">
                           <a14:useLocalDpi xmlns:a14="http://schemas.microsoft.com/office/drawing/2010/main"/>
@@ -3831,7 +3896,7 @@
                   <pic:spPr>
                     <a:xfrm>
                       <a:off x="0" y="0"/>
-                      <a:ext cx="5724525" cy="1857375"/>
+                      <a:ext cx="5724525" cy="1562100"/>
                     </a:xfrm>
                     <a:prstGeom prst="rect">
                       <a:avLst/>
@@ -3851,10 +3916,10 @@
       </w:pPr>
       <w:r>
         <w:drawing>
-          <wp:inline wp14:editId="3F5C6ECF" wp14:anchorId="3DADC23B">
-            <wp:extent cx="4105848" cy="3248478"/>
+          <wp:inline wp14:editId="0D2EB4A7" wp14:anchorId="05988C86">
+            <wp:extent cx="4096321" cy="3229426"/>
             <wp:effectExtent l="0" t="0" r="0" b="0"/>
-            <wp:docPr id="1461547317" name="drawing"/>
+            <wp:docPr id="1467732247" name="drawing"/>
             <wp:cNvGraphicFramePr>
               <a:graphicFrameLocks noChangeAspect="1"/>
             </wp:cNvGraphicFramePr>
@@ -3862,11 +3927,11 @@
               <a:graphicData xmlns:a="http://schemas.openxmlformats.org/drawingml/2006/main" uri="http://schemas.openxmlformats.org/drawingml/2006/picture">
                 <pic:pic xmlns:pic="http://schemas.openxmlformats.org/drawingml/2006/picture">
                   <pic:nvPicPr>
-                    <pic:cNvPr id="1461547317" name="Picture 1461547317"/>
+                    <pic:cNvPr id="1467732247" name="Picture 1467732247"/>
                     <pic:cNvPicPr/>
                   </pic:nvPicPr>
                   <pic:blipFill>
-                    <a:blip xmlns:r="http://schemas.openxmlformats.org/officeDocument/2006/relationships" r:embed="rId42654178">
+                    <a:blip xmlns:r="http://schemas.openxmlformats.org/officeDocument/2006/relationships" r:embed="rId1785619697">
                       <a:extLst>
                         <a:ext uri="{28A0092B-C50C-407E-A947-70E740481C1C}">
                           <a14:useLocalDpi xmlns:a14="http://schemas.microsoft.com/office/drawing/2010/main"/>
@@ -3880,7 +3945,7 @@
                   <pic:spPr>
                     <a:xfrm>
                       <a:off x="0" y="0"/>
-                      <a:ext cx="4105848" cy="3248478"/>
+                      <a:ext cx="4096321" cy="3229426"/>
                     </a:xfrm>
                     <a:prstGeom prst="rect">
                       <a:avLst/>
@@ -3906,10 +3971,10 @@
       </w:pPr>
       <w:r>
         <w:drawing>
-          <wp:inline wp14:editId="71036A65" wp14:anchorId="575E58A3">
-            <wp:extent cx="4505954" cy="2600688"/>
+          <wp:inline wp14:editId="3D116D9F" wp14:anchorId="34EB4514">
+            <wp:extent cx="5563376" cy="5630061"/>
             <wp:effectExtent l="0" t="0" r="0" b="0"/>
-            <wp:docPr id="333504163" name="drawing"/>
+            <wp:docPr id="1545322493" name="drawing"/>
             <wp:cNvGraphicFramePr>
               <a:graphicFrameLocks noChangeAspect="1"/>
             </wp:cNvGraphicFramePr>
@@ -3917,11 +3982,11 @@
               <a:graphicData xmlns:a="http://schemas.openxmlformats.org/drawingml/2006/main" uri="http://schemas.openxmlformats.org/drawingml/2006/picture">
                 <pic:pic xmlns:pic="http://schemas.openxmlformats.org/drawingml/2006/picture">
                   <pic:nvPicPr>
-                    <pic:cNvPr id="333504163" name="Picture 333504163"/>
+                    <pic:cNvPr id="1545322493" name="Picture 1545322493"/>
                     <pic:cNvPicPr/>
                   </pic:nvPicPr>
                   <pic:blipFill>
-                    <a:blip xmlns:r="http://schemas.openxmlformats.org/officeDocument/2006/relationships" r:embed="rId2038331744">
+                    <a:blip xmlns:r="http://schemas.openxmlformats.org/officeDocument/2006/relationships" r:embed="rId1928325571">
                       <a:extLst>
                         <a:ext uri="{28A0092B-C50C-407E-A947-70E740481C1C}">
                           <a14:useLocalDpi xmlns:a14="http://schemas.microsoft.com/office/drawing/2010/main"/>
@@ -3935,7 +4000,7 @@
                   <pic:spPr>
                     <a:xfrm>
                       <a:off x="0" y="0"/>
-                      <a:ext cx="4505954" cy="2600688"/>
+                      <a:ext cx="5563376" cy="5630061"/>
                     </a:xfrm>
                     <a:prstGeom prst="rect">
                       <a:avLst/>
@@ -4077,7 +4142,7 @@
       </w:r>
       <w:r>
         <w:drawing>
-          <wp:inline wp14:editId="08B69B21" wp14:anchorId="0F30B44C">
+          <wp:inline wp14:editId="133B20BC" wp14:anchorId="0F30B44C">
             <wp:extent cx="4267795" cy="1686160"/>
             <wp:effectExtent l="0" t="0" r="0" b="0"/>
             <wp:docPr id="2079603374" name="drawing"/>
@@ -4128,10 +4193,10 @@
       </w:pPr>
       <w:r>
         <w:drawing>
-          <wp:inline wp14:editId="740F4B9E" wp14:anchorId="4F6D9FA6">
-            <wp:extent cx="4486901" cy="2486372"/>
+          <wp:inline wp14:editId="178A5E13" wp14:anchorId="6E026CD6">
+            <wp:extent cx="5534797" cy="5630061"/>
             <wp:effectExtent l="0" t="0" r="0" b="0"/>
-            <wp:docPr id="754250692" name="drawing"/>
+            <wp:docPr id="5355552" name="drawing"/>
             <wp:cNvGraphicFramePr>
               <a:graphicFrameLocks noChangeAspect="1"/>
             </wp:cNvGraphicFramePr>
@@ -4139,11 +4204,11 @@
               <a:graphicData xmlns:a="http://schemas.openxmlformats.org/drawingml/2006/main" uri="http://schemas.openxmlformats.org/drawingml/2006/picture">
                 <pic:pic xmlns:pic="http://schemas.openxmlformats.org/drawingml/2006/picture">
                   <pic:nvPicPr>
-                    <pic:cNvPr id="754250692" name="Picture 754250692"/>
+                    <pic:cNvPr id="5355552" name="Picture 5355552"/>
                     <pic:cNvPicPr/>
                   </pic:nvPicPr>
                   <pic:blipFill>
-                    <a:blip xmlns:r="http://schemas.openxmlformats.org/officeDocument/2006/relationships" r:embed="rId754951706">
+                    <a:blip xmlns:r="http://schemas.openxmlformats.org/officeDocument/2006/relationships" r:embed="rId702908519">
                       <a:extLst>
                         <a:ext uri="{28A0092B-C50C-407E-A947-70E740481C1C}">
                           <a14:useLocalDpi xmlns:a14="http://schemas.microsoft.com/office/drawing/2010/main"/>
@@ -4157,7 +4222,7 @@
                   <pic:spPr>
                     <a:xfrm>
                       <a:off x="0" y="0"/>
-                      <a:ext cx="4486901" cy="2486372"/>
+                      <a:ext cx="5534797" cy="5630061"/>
                     </a:xfrm>
                     <a:prstGeom prst="rect">
                       <a:avLst/>
@@ -4189,10 +4254,10 @@
       </w:r>
       <w:r>
         <w:drawing>
-          <wp:inline wp14:editId="4A16FD51" wp14:anchorId="6E37C526">
-            <wp:extent cx="4439269" cy="2534004"/>
+          <wp:inline wp14:editId="5FCCABD4" wp14:anchorId="703A5D41">
+            <wp:extent cx="5544324" cy="5611008"/>
             <wp:effectExtent l="0" t="0" r="0" b="0"/>
-            <wp:docPr id="1920828161" name="drawing"/>
+            <wp:docPr id="2033928143" name="drawing"/>
             <wp:cNvGraphicFramePr>
               <a:graphicFrameLocks noChangeAspect="1"/>
             </wp:cNvGraphicFramePr>
@@ -4200,11 +4265,11 @@
               <a:graphicData xmlns:a="http://schemas.openxmlformats.org/drawingml/2006/main" uri="http://schemas.openxmlformats.org/drawingml/2006/picture">
                 <pic:pic xmlns:pic="http://schemas.openxmlformats.org/drawingml/2006/picture">
                   <pic:nvPicPr>
-                    <pic:cNvPr id="1920828161" name="Picture 1920828161"/>
+                    <pic:cNvPr id="2033928143" name="Picture 2033928143"/>
                     <pic:cNvPicPr/>
                   </pic:nvPicPr>
                   <pic:blipFill>
-                    <a:blip xmlns:r="http://schemas.openxmlformats.org/officeDocument/2006/relationships" r:embed="rId664765896">
+                    <a:blip xmlns:r="http://schemas.openxmlformats.org/officeDocument/2006/relationships" r:embed="rId1329601449">
                       <a:extLst>
                         <a:ext uri="{28A0092B-C50C-407E-A947-70E740481C1C}">
                           <a14:useLocalDpi xmlns:a14="http://schemas.microsoft.com/office/drawing/2010/main"/>
@@ -4218,7 +4283,7 @@
                   <pic:spPr>
                     <a:xfrm>
                       <a:off x="0" y="0"/>
-                      <a:ext cx="4439269" cy="2534004"/>
+                      <a:ext cx="5544324" cy="5611008"/>
                     </a:xfrm>
                     <a:prstGeom prst="rect">
                       <a:avLst/>
@@ -4625,12 +4690,19 @@
         <w:spacing w:before="0" w:beforeAutospacing="off" w:after="0" w:afterAutospacing="off"/>
         <w:ind w:left="720"/>
       </w:pPr>
+    </w:p>
+    <w:p>
+      <w:pPr>
+        <w:pStyle w:val="ListParagraph"/>
+        <w:spacing w:before="0" w:beforeAutospacing="off" w:after="0" w:afterAutospacing="off"/>
+        <w:ind w:left="720"/>
+      </w:pPr>
       <w:r>
         <w:drawing>
-          <wp:inline wp14:editId="330D855D" wp14:anchorId="7C979A72">
-            <wp:extent cx="5724525" cy="2657475"/>
+          <wp:inline wp14:editId="6E19C893" wp14:anchorId="3F26C52E">
+            <wp:extent cx="5724525" cy="1743081"/>
             <wp:effectExtent l="0" t="0" r="0" b="0"/>
-            <wp:docPr id="1248931437" name="drawing"/>
+            <wp:docPr id="1331506078" name="drawing"/>
             <wp:cNvGraphicFramePr>
               <a:graphicFrameLocks noChangeAspect="1"/>
             </wp:cNvGraphicFramePr>
@@ -4638,11 +4710,62 @@
               <a:graphicData xmlns:a="http://schemas.openxmlformats.org/drawingml/2006/main" uri="http://schemas.openxmlformats.org/drawingml/2006/picture">
                 <pic:pic xmlns:pic="http://schemas.openxmlformats.org/drawingml/2006/picture">
                   <pic:nvPicPr>
-                    <pic:cNvPr id="1248931437" name="Picture 1248931437"/>
+                    <pic:cNvPr id="1331506078" name="Picture 1331506078"/>
                     <pic:cNvPicPr/>
                   </pic:nvPicPr>
                   <pic:blipFill>
-                    <a:blip xmlns:r="http://schemas.openxmlformats.org/officeDocument/2006/relationships" r:embed="rId1927936833">
+                    <a:blip xmlns:r="http://schemas.openxmlformats.org/officeDocument/2006/relationships" r:embed="rId1806401727">
+                      <a:extLst>
+                        <a:ext uri="{28A0092B-C50C-407E-A947-70E740481C1C}">
+                          <a14:useLocalDpi xmlns:a14="http://schemas.microsoft.com/office/drawing/2010/main"/>
+                        </a:ext>
+                      </a:extLst>
+                    </a:blip>
+                    <a:srcRect l="0" t="0" r="0" b="36678"/>
+                    <a:stretch>
+                      <a:fillRect/>
+                    </a:stretch>
+                  </pic:blipFill>
+                  <pic:spPr>
+                    <a:xfrm rot="0">
+                      <a:off x="0" y="0"/>
+                      <a:ext cx="5724525" cy="1743081"/>
+                    </a:xfrm>
+                    <a:prstGeom prst="rect">
+                      <a:avLst/>
+                    </a:prstGeom>
+                  </pic:spPr>
+                </pic:pic>
+              </a:graphicData>
+            </a:graphic>
+          </wp:inline>
+        </w:drawing>
+      </w:r>
+    </w:p>
+    <w:p>
+      <w:pPr>
+        <w:pStyle w:val="ListParagraph"/>
+        <w:spacing w:before="0" w:beforeAutospacing="off" w:after="0" w:afterAutospacing="off"/>
+        <w:ind w:left="720"/>
+      </w:pPr>
+      <w:r>
+        <w:drawing>
+          <wp:inline wp14:editId="3F931D40" wp14:anchorId="50894C20">
+            <wp:extent cx="5724525" cy="1543050"/>
+            <wp:effectExtent l="0" t="0" r="0" b="0"/>
+            <wp:docPr id="479826831" name="drawing"/>
+            <wp:cNvGraphicFramePr>
+              <a:graphicFrameLocks noChangeAspect="1"/>
+            </wp:cNvGraphicFramePr>
+            <a:graphic>
+              <a:graphicData xmlns:a="http://schemas.openxmlformats.org/drawingml/2006/main" uri="http://schemas.openxmlformats.org/drawingml/2006/picture">
+                <pic:pic xmlns:pic="http://schemas.openxmlformats.org/drawingml/2006/picture">
+                  <pic:nvPicPr>
+                    <pic:cNvPr id="479826831" name="Picture 479826831"/>
+                    <pic:cNvPicPr/>
+                  </pic:nvPicPr>
+                  <pic:blipFill>
+                    <a:blip xmlns:r="http://schemas.openxmlformats.org/officeDocument/2006/relationships" r:embed="rId1137724507">
                       <a:extLst>
                         <a:ext uri="{28A0092B-C50C-407E-A947-70E740481C1C}">
                           <a14:useLocalDpi xmlns:a14="http://schemas.microsoft.com/office/drawing/2010/main"/>
@@ -4656,7 +4779,7 @@
                   <pic:spPr>
                     <a:xfrm>
                       <a:off x="0" y="0"/>
-                      <a:ext cx="5724525" cy="2657475"/>
+                      <a:ext cx="5724525" cy="1543050"/>
                     </a:xfrm>
                     <a:prstGeom prst="rect">
                       <a:avLst/>
@@ -4672,20 +4795,6 @@
     <w:p>
       <w:pPr>
         <w:pStyle w:val="ListParagraph"/>
-        <w:spacing w:before="0" w:beforeAutospacing="off" w:after="0" w:afterAutospacing="off"/>
-        <w:ind w:left="720"/>
-        <w:rPr>
-          <w:rFonts w:ascii="Times New Roman" w:hAnsi="Times New Roman" w:eastAsia="Times New Roman" w:cs="Times New Roman"/>
-          <w:noProof w:val="0"/>
-          <w:sz w:val="24"/>
-          <w:szCs w:val="24"/>
-          <w:lang w:val="es-ES"/>
-        </w:rPr>
-      </w:pPr>
-    </w:p>
-    <w:p>
-      <w:pPr>
-        <w:pStyle w:val="ListParagraph"/>
         <w:numPr>
           <w:ilvl w:val="0"/>
           <w:numId w:val="4"/>
@@ -4735,10 +4844,10 @@
       </w:pPr>
       <w:r>
         <w:drawing>
-          <wp:inline wp14:editId="49191690" wp14:anchorId="66D683C0">
-            <wp:extent cx="4324954" cy="2448267"/>
+          <wp:inline wp14:editId="5775A43A" wp14:anchorId="31A00F0B">
+            <wp:extent cx="5534797" cy="5639587"/>
             <wp:effectExtent l="0" t="0" r="0" b="0"/>
-            <wp:docPr id="892052553" name="drawing"/>
+            <wp:docPr id="259590532" name="drawing"/>
             <wp:cNvGraphicFramePr>
               <a:graphicFrameLocks noChangeAspect="1"/>
             </wp:cNvGraphicFramePr>
@@ -4746,11 +4855,11 @@
               <a:graphicData xmlns:a="http://schemas.openxmlformats.org/drawingml/2006/main" uri="http://schemas.openxmlformats.org/drawingml/2006/picture">
                 <pic:pic xmlns:pic="http://schemas.openxmlformats.org/drawingml/2006/picture">
                   <pic:nvPicPr>
-                    <pic:cNvPr id="892052553" name="Picture 892052553"/>
+                    <pic:cNvPr id="259590532" name="Picture 259590532"/>
                     <pic:cNvPicPr/>
                   </pic:nvPicPr>
                   <pic:blipFill>
-                    <a:blip xmlns:r="http://schemas.openxmlformats.org/officeDocument/2006/relationships" r:embed="rId2005637919">
+                    <a:blip xmlns:r="http://schemas.openxmlformats.org/officeDocument/2006/relationships" r:embed="rId239060223">
                       <a:extLst>
                         <a:ext uri="{28A0092B-C50C-407E-A947-70E740481C1C}">
                           <a14:useLocalDpi xmlns:a14="http://schemas.microsoft.com/office/drawing/2010/main"/>
@@ -4764,7 +4873,7 @@
                   <pic:spPr>
                     <a:xfrm>
                       <a:off x="0" y="0"/>
-                      <a:ext cx="4324954" cy="2448267"/>
+                      <a:ext cx="5534797" cy="5639587"/>
                     </a:xfrm>
                     <a:prstGeom prst="rect">
                       <a:avLst/>
@@ -4790,7 +4899,7 @@
       </w:pPr>
       <w:r>
         <w:drawing>
-          <wp:inline wp14:editId="5F250395" wp14:anchorId="0231D259">
+          <wp:inline wp14:editId="35740B30" wp14:anchorId="0231D259">
             <wp:extent cx="5144218" cy="3448531"/>
             <wp:effectExtent l="0" t="0" r="0" b="0"/>
             <wp:docPr id="1852512238" name="drawing"/>
@@ -4839,7 +4948,7 @@
       </w:pPr>
       <w:r>
         <w:drawing>
-          <wp:inline wp14:editId="51DC48AA" wp14:anchorId="1020155F">
+          <wp:inline wp14:editId="0A4FB280" wp14:anchorId="1020155F">
             <wp:extent cx="4734586" cy="3391373"/>
             <wp:effectExtent l="0" t="0" r="0" b="0"/>
             <wp:docPr id="1949437102" name="drawing"/>
@@ -4888,7 +4997,7 @@
       </w:pPr>
       <w:r>
         <w:drawing>
-          <wp:inline wp14:editId="368B4B08" wp14:anchorId="0459E3D7">
+          <wp:inline wp14:editId="4BF9A665" wp14:anchorId="0459E3D7">
             <wp:extent cx="2962688" cy="1257475"/>
             <wp:effectExtent l="0" t="0" r="0" b="0"/>
             <wp:docPr id="1307540578" name="drawing"/>
@@ -4947,10 +5056,10 @@
       </w:pPr>
       <w:r>
         <w:drawing>
-          <wp:inline wp14:editId="6A7C7D5A" wp14:anchorId="04743FD4">
-            <wp:extent cx="4429743" cy="2553056"/>
+          <wp:inline wp14:editId="6A1A8E83" wp14:anchorId="6F474F0E">
+            <wp:extent cx="5544324" cy="5630061"/>
             <wp:effectExtent l="0" t="0" r="0" b="0"/>
-            <wp:docPr id="1466260969" name="drawing"/>
+            <wp:docPr id="1113173915" name="drawing"/>
             <wp:cNvGraphicFramePr>
               <a:graphicFrameLocks noChangeAspect="1"/>
             </wp:cNvGraphicFramePr>
@@ -4958,11 +5067,11 @@
               <a:graphicData xmlns:a="http://schemas.openxmlformats.org/drawingml/2006/main" uri="http://schemas.openxmlformats.org/drawingml/2006/picture">
                 <pic:pic xmlns:pic="http://schemas.openxmlformats.org/drawingml/2006/picture">
                   <pic:nvPicPr>
-                    <pic:cNvPr id="1466260969" name="Picture 1466260969"/>
+                    <pic:cNvPr id="1113173915" name="Picture 1113173915"/>
                     <pic:cNvPicPr/>
                   </pic:nvPicPr>
                   <pic:blipFill>
-                    <a:blip xmlns:r="http://schemas.openxmlformats.org/officeDocument/2006/relationships" r:embed="rId554414631">
+                    <a:blip xmlns:r="http://schemas.openxmlformats.org/officeDocument/2006/relationships" r:embed="rId1867778272">
                       <a:extLst>
                         <a:ext uri="{28A0092B-C50C-407E-A947-70E740481C1C}">
                           <a14:useLocalDpi xmlns:a14="http://schemas.microsoft.com/office/drawing/2010/main"/>
@@ -4976,7 +5085,7 @@
                   <pic:spPr>
                     <a:xfrm>
                       <a:off x="0" y="0"/>
-                      <a:ext cx="4429743" cy="2553056"/>
+                      <a:ext cx="5544324" cy="5630061"/>
                     </a:xfrm>
                     <a:prstGeom prst="rect">
                       <a:avLst/>
@@ -4996,7 +5105,7 @@
       </w:pPr>
       <w:r>
         <w:drawing>
-          <wp:inline wp14:editId="176B6CC4" wp14:anchorId="1813074C">
+          <wp:inline wp14:editId="6B193F5A" wp14:anchorId="1813074C">
             <wp:extent cx="4696481" cy="3429479"/>
             <wp:effectExtent l="0" t="0" r="0" b="0"/>
             <wp:docPr id="412835915" name="drawing"/>
@@ -5045,7 +5154,7 @@
       </w:pPr>
       <w:r>
         <w:drawing>
-          <wp:inline wp14:editId="420C69D3" wp14:anchorId="2EFB4508">
+          <wp:inline wp14:editId="0AF78926" wp14:anchorId="2EFB4508">
             <wp:extent cx="3019846" cy="1381318"/>
             <wp:effectExtent l="0" t="0" r="0" b="0"/>
             <wp:docPr id="634006845" name="drawing"/>
@@ -5121,30 +5230,410 @@
         <w:pStyle w:val="Normal"/>
         <w:ind w:firstLine="0"/>
       </w:pPr>
+      <w:r>
+        <w:rPr/>
+        <w:t>El objetivo es codificar el diseño de la ventana principal (todos los elementos de primer nivel):</w:t>
+      </w:r>
+    </w:p>
+    <w:p>
+      <w:pPr>
+        <w:pStyle w:val="ListParagraph"/>
+        <w:numPr>
+          <w:ilvl w:val="0"/>
+          <w:numId w:val="5"/>
+        </w:numPr>
+        <w:ind/>
+        <w:rPr/>
+      </w:pPr>
+      <w:r>
+        <w:rPr/>
+        <w:t>Presenten el bosquejo de interfaz con todos los componentes necesarios. (Incluyan la imagen).</w:t>
+      </w:r>
     </w:p>
     <w:p>
       <w:pPr>
         <w:pStyle w:val="Normal"/>
         <w:ind w:firstLine="0"/>
       </w:pPr>
+      <w:r>
+        <w:rPr/>
+        <w:t>La interfaz principal sería de la siguiente manera:</w:t>
+      </w:r>
     </w:p>
     <w:p>
       <w:pPr>
         <w:pStyle w:val="Normal"/>
         <w:ind w:firstLine="0"/>
       </w:pPr>
+      <w:r>
+        <w:drawing>
+          <wp:inline wp14:editId="38C5EDC4" wp14:anchorId="3896F9DF">
+            <wp:extent cx="5724525" cy="4029075"/>
+            <wp:effectExtent l="0" t="0" r="0" b="0"/>
+            <wp:docPr id="2090484610" name="drawing"/>
+            <wp:cNvGraphicFramePr>
+              <a:graphicFrameLocks noChangeAspect="1"/>
+            </wp:cNvGraphicFramePr>
+            <a:graphic>
+              <a:graphicData xmlns:a="http://schemas.openxmlformats.org/drawingml/2006/main" uri="http://schemas.openxmlformats.org/drawingml/2006/picture">
+                <pic:pic xmlns:pic="http://schemas.openxmlformats.org/drawingml/2006/picture">
+                  <pic:nvPicPr>
+                    <pic:cNvPr id="2090484610" name="Picture 2090484610"/>
+                    <pic:cNvPicPr/>
+                  </pic:nvPicPr>
+                  <pic:blipFill>
+                    <a:blip xmlns:r="http://schemas.openxmlformats.org/officeDocument/2006/relationships" r:embed="rId392268838">
+                      <a:extLst>
+                        <a:ext uri="{28A0092B-C50C-407E-A947-70E740481C1C}">
+                          <a14:useLocalDpi xmlns:a14="http://schemas.microsoft.com/office/drawing/2010/main"/>
+                        </a:ext>
+                      </a:extLst>
+                    </a:blip>
+                    <a:stretch>
+                      <a:fillRect/>
+                    </a:stretch>
+                  </pic:blipFill>
+                  <pic:spPr>
+                    <a:xfrm>
+                      <a:off x="0" y="0"/>
+                      <a:ext cx="5724525" cy="4029075"/>
+                    </a:xfrm>
+                    <a:prstGeom prst="rect">
+                      <a:avLst/>
+                    </a:prstGeom>
+                  </pic:spPr>
+                </pic:pic>
+              </a:graphicData>
+            </a:graphic>
+          </wp:inline>
+        </w:drawing>
+      </w:r>
     </w:p>
     <w:p>
       <w:pPr>
         <w:pStyle w:val="Normal"/>
         <w:ind w:firstLine="0"/>
       </w:pPr>
+      <w:r>
+        <w:drawing>
+          <wp:inline wp14:editId="65B1F0E5" wp14:anchorId="7F8E9730">
+            <wp:extent cx="5724525" cy="4076700"/>
+            <wp:effectExtent l="0" t="0" r="0" b="0"/>
+            <wp:docPr id="1826076944" name="drawing"/>
+            <wp:cNvGraphicFramePr>
+              <a:graphicFrameLocks noChangeAspect="1"/>
+            </wp:cNvGraphicFramePr>
+            <a:graphic>
+              <a:graphicData xmlns:a="http://schemas.openxmlformats.org/drawingml/2006/main" uri="http://schemas.openxmlformats.org/drawingml/2006/picture">
+                <pic:pic xmlns:pic="http://schemas.openxmlformats.org/drawingml/2006/picture">
+                  <pic:nvPicPr>
+                    <pic:cNvPr id="1826076944" name="Picture 1826076944"/>
+                    <pic:cNvPicPr/>
+                  </pic:nvPicPr>
+                  <pic:blipFill>
+                    <a:blip xmlns:r="http://schemas.openxmlformats.org/officeDocument/2006/relationships" r:embed="rId1315840014">
+                      <a:extLst>
+                        <a:ext uri="{28A0092B-C50C-407E-A947-70E740481C1C}">
+                          <a14:useLocalDpi xmlns:a14="http://schemas.microsoft.com/office/drawing/2010/main"/>
+                        </a:ext>
+                      </a:extLst>
+                    </a:blip>
+                    <a:stretch>
+                      <a:fillRect/>
+                    </a:stretch>
+                  </pic:blipFill>
+                  <pic:spPr>
+                    <a:xfrm>
+                      <a:off x="0" y="0"/>
+                      <a:ext cx="5724525" cy="4076700"/>
+                    </a:xfrm>
+                    <a:prstGeom prst="rect">
+                      <a:avLst/>
+                    </a:prstGeom>
+                  </pic:spPr>
+                </pic:pic>
+              </a:graphicData>
+            </a:graphic>
+          </wp:inline>
+        </w:drawing>
+      </w:r>
+      <w:r>
+        <w:drawing>
+          <wp:inline wp14:editId="51A45B8F" wp14:anchorId="53E9FB81">
+            <wp:extent cx="5724525" cy="4152900"/>
+            <wp:effectExtent l="0" t="0" r="0" b="0"/>
+            <wp:docPr id="290794348" name="drawing"/>
+            <wp:cNvGraphicFramePr>
+              <a:graphicFrameLocks noChangeAspect="1"/>
+            </wp:cNvGraphicFramePr>
+            <a:graphic>
+              <a:graphicData xmlns:a="http://schemas.openxmlformats.org/drawingml/2006/main" uri="http://schemas.openxmlformats.org/drawingml/2006/picture">
+                <pic:pic xmlns:pic="http://schemas.openxmlformats.org/drawingml/2006/picture">
+                  <pic:nvPicPr>
+                    <pic:cNvPr id="290794348" name="Picture 290794348"/>
+                    <pic:cNvPicPr/>
+                  </pic:nvPicPr>
+                  <pic:blipFill>
+                    <a:blip xmlns:r="http://schemas.openxmlformats.org/officeDocument/2006/relationships" r:embed="rId541622602">
+                      <a:extLst>
+                        <a:ext uri="{28A0092B-C50C-407E-A947-70E740481C1C}">
+                          <a14:useLocalDpi xmlns:a14="http://schemas.microsoft.com/office/drawing/2010/main"/>
+                        </a:ext>
+                      </a:extLst>
+                    </a:blip>
+                    <a:stretch>
+                      <a:fillRect/>
+                    </a:stretch>
+                  </pic:blipFill>
+                  <pic:spPr>
+                    <a:xfrm>
+                      <a:off x="0" y="0"/>
+                      <a:ext cx="5724525" cy="4152900"/>
+                    </a:xfrm>
+                    <a:prstGeom prst="rect">
+                      <a:avLst/>
+                    </a:prstGeom>
+                  </pic:spPr>
+                </pic:pic>
+              </a:graphicData>
+            </a:graphic>
+          </wp:inline>
+        </w:drawing>
+      </w:r>
     </w:p>
     <w:p>
       <w:pPr>
         <w:pStyle w:val="Normal"/>
         <w:ind w:firstLine="0"/>
       </w:pPr>
+      <w:r>
+        <w:rPr/>
+        <w:t>Especificando los componentes:</w:t>
+      </w:r>
+    </w:p>
+    <w:p>
+      <w:pPr>
+        <w:pStyle w:val="Normal"/>
+        <w:ind w:firstLine="0"/>
+      </w:pPr>
+      <w:r>
+        <w:drawing>
+          <wp:inline wp14:editId="4CE6BC54" wp14:anchorId="20D5B81F">
+            <wp:extent cx="5724525" cy="3781425"/>
+            <wp:effectExtent l="0" t="0" r="0" b="0"/>
+            <wp:docPr id="1116290496" name="drawing"/>
+            <wp:cNvGraphicFramePr>
+              <a:graphicFrameLocks noChangeAspect="1"/>
+            </wp:cNvGraphicFramePr>
+            <a:graphic>
+              <a:graphicData xmlns:a="http://schemas.openxmlformats.org/drawingml/2006/main" uri="http://schemas.openxmlformats.org/drawingml/2006/picture">
+                <pic:pic xmlns:pic="http://schemas.openxmlformats.org/drawingml/2006/picture">
+                  <pic:nvPicPr>
+                    <pic:cNvPr id="1116290496" name="Picture 1116290496"/>
+                    <pic:cNvPicPr/>
+                  </pic:nvPicPr>
+                  <pic:blipFill>
+                    <a:blip xmlns:r="http://schemas.openxmlformats.org/officeDocument/2006/relationships" r:embed="rId465822668">
+                      <a:extLst>
+                        <a:ext uri="{28A0092B-C50C-407E-A947-70E740481C1C}">
+                          <a14:useLocalDpi xmlns:a14="http://schemas.microsoft.com/office/drawing/2010/main"/>
+                        </a:ext>
+                      </a:extLst>
+                    </a:blip>
+                    <a:stretch>
+                      <a:fillRect/>
+                    </a:stretch>
+                  </pic:blipFill>
+                  <pic:spPr>
+                    <a:xfrm>
+                      <a:off x="0" y="0"/>
+                      <a:ext cx="5724525" cy="3781425"/>
+                    </a:xfrm>
+                    <a:prstGeom prst="rect">
+                      <a:avLst/>
+                    </a:prstGeom>
+                  </pic:spPr>
+                </pic:pic>
+              </a:graphicData>
+            </a:graphic>
+          </wp:inline>
+        </w:drawing>
+      </w:r>
+      <w:r>
+        <w:drawing>
+          <wp:inline wp14:editId="664CE3AD" wp14:anchorId="69CBF0FA">
+            <wp:extent cx="5724525" cy="3667125"/>
+            <wp:effectExtent l="0" t="0" r="0" b="0"/>
+            <wp:docPr id="1031538751" name="drawing"/>
+            <wp:cNvGraphicFramePr>
+              <a:graphicFrameLocks noChangeAspect="1"/>
+            </wp:cNvGraphicFramePr>
+            <a:graphic>
+              <a:graphicData xmlns:a="http://schemas.openxmlformats.org/drawingml/2006/main" uri="http://schemas.openxmlformats.org/drawingml/2006/picture">
+                <pic:pic xmlns:pic="http://schemas.openxmlformats.org/drawingml/2006/picture">
+                  <pic:nvPicPr>
+                    <pic:cNvPr id="1031538751" name="Picture 1031538751"/>
+                    <pic:cNvPicPr/>
+                  </pic:nvPicPr>
+                  <pic:blipFill>
+                    <a:blip xmlns:r="http://schemas.openxmlformats.org/officeDocument/2006/relationships" r:embed="rId384739204">
+                      <a:extLst>
+                        <a:ext uri="{28A0092B-C50C-407E-A947-70E740481C1C}">
+                          <a14:useLocalDpi xmlns:a14="http://schemas.microsoft.com/office/drawing/2010/main"/>
+                        </a:ext>
+                      </a:extLst>
+                    </a:blip>
+                    <a:stretch>
+                      <a:fillRect/>
+                    </a:stretch>
+                  </pic:blipFill>
+                  <pic:spPr>
+                    <a:xfrm>
+                      <a:off x="0" y="0"/>
+                      <a:ext cx="5724525" cy="3667125"/>
+                    </a:xfrm>
+                    <a:prstGeom prst="rect">
+                      <a:avLst/>
+                    </a:prstGeom>
+                  </pic:spPr>
+                </pic:pic>
+              </a:graphicData>
+            </a:graphic>
+          </wp:inline>
+        </w:drawing>
+      </w:r>
+    </w:p>
+    <w:p>
+      <w:pPr>
+        <w:pStyle w:val="Normal"/>
+        <w:ind w:firstLine="0"/>
+      </w:pPr>
+    </w:p>
+    <w:p>
+      <w:pPr>
+        <w:pStyle w:val="Normal"/>
+        <w:ind w:firstLine="0"/>
+      </w:pPr>
+    </w:p>
+    <w:p>
+      <w:pPr>
+        <w:pStyle w:val="ListParagraph"/>
+        <w:numPr>
+          <w:ilvl w:val="0"/>
+          <w:numId w:val="6"/>
+        </w:numPr>
+        <w:spacing w:before="0" w:beforeAutospacing="off" w:after="0" w:afterAutospacing="off"/>
+        <w:ind/>
+        <w:rPr/>
+      </w:pPr>
+      <w:r>
+        <w:rPr>
+          <w:rFonts w:ascii="Times New Roman" w:hAnsi="Times New Roman" w:eastAsia="Times New Roman" w:cs="Times New Roman"/>
+          <w:noProof w:val="0"/>
+          <w:sz w:val="24"/>
+          <w:szCs w:val="24"/>
+          <w:lang w:val="es-ES"/>
+        </w:rPr>
+        <w:t>Continúen con la implementación definiendo los atributos necesarios y extendiendo el método</w:t>
+      </w:r>
+      <w:r>
+        <w:rPr>
+          <w:rFonts w:ascii="Times New Roman" w:hAnsi="Times New Roman" w:eastAsia="Times New Roman" w:cs="Times New Roman"/>
+          <w:b w:val="1"/>
+          <w:bCs w:val="1"/>
+          <w:noProof w:val="0"/>
+          <w:sz w:val="24"/>
+          <w:szCs w:val="24"/>
+          <w:lang w:val="es-ES"/>
+        </w:rPr>
+        <w:t xml:space="preserve"> </w:t>
+      </w:r>
+      <w:r>
+        <w:rPr>
+          <w:rFonts w:ascii="Times New Roman" w:hAnsi="Times New Roman" w:eastAsia="Times New Roman" w:cs="Times New Roman"/>
+          <w:b w:val="1"/>
+          <w:bCs w:val="1"/>
+          <w:noProof w:val="0"/>
+          <w:sz w:val="24"/>
+          <w:szCs w:val="24"/>
+          <w:lang w:val="es-ES"/>
+        </w:rPr>
+        <w:t>prepareView</w:t>
+      </w:r>
+      <w:r>
+        <w:rPr>
+          <w:rFonts w:ascii="Times New Roman" w:hAnsi="Times New Roman" w:eastAsia="Times New Roman" w:cs="Times New Roman"/>
+          <w:noProof w:val="0"/>
+          <w:sz w:val="24"/>
+          <w:szCs w:val="24"/>
+          <w:lang w:val="es-ES"/>
+        </w:rPr>
+        <w:t xml:space="preserve">. Para la zona del tablero definan un método </w:t>
+      </w:r>
+      <w:r>
+        <w:rPr>
+          <w:rFonts w:ascii="Times New Roman" w:hAnsi="Times New Roman" w:eastAsia="Times New Roman" w:cs="Times New Roman"/>
+          <w:b w:val="1"/>
+          <w:bCs w:val="1"/>
+          <w:noProof w:val="0"/>
+          <w:sz w:val="24"/>
+          <w:szCs w:val="24"/>
+          <w:lang w:val="es-ES"/>
+        </w:rPr>
+        <w:t>prepareViewBoard</w:t>
+      </w:r>
+      <w:r>
+        <w:rPr>
+          <w:rFonts w:ascii="Times New Roman" w:hAnsi="Times New Roman" w:eastAsia="Times New Roman" w:cs="Times New Roman"/>
+          <w:noProof w:val="0"/>
+          <w:sz w:val="24"/>
+          <w:szCs w:val="24"/>
+          <w:lang w:val="es-ES"/>
+        </w:rPr>
+        <w:t xml:space="preserve"> y un método </w:t>
+      </w:r>
+      <w:r>
+        <w:rPr>
+          <w:rFonts w:ascii="Times New Roman" w:hAnsi="Times New Roman" w:eastAsia="Times New Roman" w:cs="Times New Roman"/>
+          <w:b w:val="1"/>
+          <w:bCs w:val="1"/>
+          <w:noProof w:val="0"/>
+          <w:sz w:val="24"/>
+          <w:szCs w:val="24"/>
+          <w:lang w:val="es-ES"/>
+        </w:rPr>
+        <w:t>refresh</w:t>
+      </w:r>
+      <w:r>
+        <w:rPr>
+          <w:rFonts w:ascii="Times New Roman" w:hAnsi="Times New Roman" w:eastAsia="Times New Roman" w:cs="Times New Roman"/>
+          <w:noProof w:val="0"/>
+          <w:sz w:val="24"/>
+          <w:szCs w:val="24"/>
+          <w:lang w:val="es-ES"/>
+        </w:rPr>
+        <w:t xml:space="preserve"> que actualiza la vista del tablero considerando, por ahora, el tablero inicial por omisión. Este </w:t>
+      </w:r>
+      <w:r>
+        <w:rPr>
+          <w:rFonts w:ascii="Times New Roman" w:hAnsi="Times New Roman" w:eastAsia="Times New Roman" w:cs="Times New Roman"/>
+          <w:noProof w:val="0"/>
+          <w:sz w:val="24"/>
+          <w:szCs w:val="24"/>
+          <w:lang w:val="es-ES"/>
+        </w:rPr>
+        <w:t>mé</w:t>
+      </w:r>
+      <w:r>
+        <w:rPr>
+          <w:rFonts w:ascii="Times New Roman" w:hAnsi="Times New Roman" w:eastAsia="Times New Roman" w:cs="Times New Roman"/>
+          <w:noProof w:val="0"/>
+          <w:sz w:val="24"/>
+          <w:szCs w:val="24"/>
+          <w:lang w:val="es-ES"/>
+        </w:rPr>
+        <w:t>todo lo vamos a implementar realmente en otros ciclos.</w:t>
+      </w:r>
     </w:p>
     <w:p>
       <w:pPr>
@@ -5253,6 +5742,176 @@
 
 <file path=word/numbering.xml><?xml version="1.0" encoding="utf-8"?>
 <w:numbering xmlns:w="http://schemas.openxmlformats.org/wordprocessingml/2006/main">
+  <w:abstractNum xmlns:w="http://schemas.openxmlformats.org/wordprocessingml/2006/main" w:abstractNumId="6">
+    <w:nsid w:val="23b721b9"/>
+    <w:multiLevelType xmlns:w="http://schemas.openxmlformats.org/wordprocessingml/2006/main" w:val="hybridMultilevel"/>
+    <w:lvl xmlns:w="http://schemas.openxmlformats.org/wordprocessingml/2006/main" w:ilvl="0">
+      <w:start w:val="2"/>
+      <w:numFmt w:val="decimal"/>
+      <w:lvlText w:val="%1."/>
+      <w:lvlJc w:val="left"/>
+      <w:pPr>
+        <w:ind w:left="720" w:hanging="360"/>
+      </w:pPr>
+    </w:lvl>
+    <w:lvl xmlns:w="http://schemas.openxmlformats.org/wordprocessingml/2006/main" w:ilvl="1">
+      <w:start w:val="1"/>
+      <w:numFmt w:val="lowerLetter"/>
+      <w:lvlText w:val="%2."/>
+      <w:lvlJc w:val="left"/>
+      <w:pPr>
+        <w:ind w:left="1440" w:hanging="360"/>
+      </w:pPr>
+    </w:lvl>
+    <w:lvl xmlns:w="http://schemas.openxmlformats.org/wordprocessingml/2006/main" w:ilvl="2">
+      <w:start w:val="1"/>
+      <w:numFmt w:val="lowerRoman"/>
+      <w:lvlText w:val="%3."/>
+      <w:lvlJc w:val="right"/>
+      <w:pPr>
+        <w:ind w:left="2160" w:hanging="180"/>
+      </w:pPr>
+    </w:lvl>
+    <w:lvl xmlns:w="http://schemas.openxmlformats.org/wordprocessingml/2006/main" w:ilvl="3">
+      <w:start w:val="1"/>
+      <w:numFmt w:val="decimal"/>
+      <w:lvlText w:val="%4."/>
+      <w:lvlJc w:val="left"/>
+      <w:pPr>
+        <w:ind w:left="2880" w:hanging="360"/>
+      </w:pPr>
+    </w:lvl>
+    <w:lvl xmlns:w="http://schemas.openxmlformats.org/wordprocessingml/2006/main" w:ilvl="4">
+      <w:start w:val="1"/>
+      <w:numFmt w:val="lowerLetter"/>
+      <w:lvlText w:val="%5."/>
+      <w:lvlJc w:val="left"/>
+      <w:pPr>
+        <w:ind w:left="3600" w:hanging="360"/>
+      </w:pPr>
+    </w:lvl>
+    <w:lvl xmlns:w="http://schemas.openxmlformats.org/wordprocessingml/2006/main" w:ilvl="5">
+      <w:start w:val="1"/>
+      <w:numFmt w:val="lowerRoman"/>
+      <w:lvlText w:val="%6."/>
+      <w:lvlJc w:val="right"/>
+      <w:pPr>
+        <w:ind w:left="4320" w:hanging="180"/>
+      </w:pPr>
+    </w:lvl>
+    <w:lvl xmlns:w="http://schemas.openxmlformats.org/wordprocessingml/2006/main" w:ilvl="6">
+      <w:start w:val="1"/>
+      <w:numFmt w:val="decimal"/>
+      <w:lvlText w:val="%7."/>
+      <w:lvlJc w:val="left"/>
+      <w:pPr>
+        <w:ind w:left="5040" w:hanging="360"/>
+      </w:pPr>
+    </w:lvl>
+    <w:lvl xmlns:w="http://schemas.openxmlformats.org/wordprocessingml/2006/main" w:ilvl="7">
+      <w:start w:val="1"/>
+      <w:numFmt w:val="lowerLetter"/>
+      <w:lvlText w:val="%8."/>
+      <w:lvlJc w:val="left"/>
+      <w:pPr>
+        <w:ind w:left="5760" w:hanging="360"/>
+      </w:pPr>
+    </w:lvl>
+    <w:lvl xmlns:w="http://schemas.openxmlformats.org/wordprocessingml/2006/main" w:ilvl="8">
+      <w:start w:val="1"/>
+      <w:numFmt w:val="lowerRoman"/>
+      <w:lvlText w:val="%9."/>
+      <w:lvlJc w:val="right"/>
+      <w:pPr>
+        <w:ind w:left="6480" w:hanging="180"/>
+      </w:pPr>
+    </w:lvl>
+  </w:abstractNum>
+  <w:abstractNum xmlns:w="http://schemas.openxmlformats.org/wordprocessingml/2006/main" w:abstractNumId="5">
+    <w:nsid w:val="7ca34fb5"/>
+    <w:multiLevelType xmlns:w="http://schemas.openxmlformats.org/wordprocessingml/2006/main" w:val="hybridMultilevel"/>
+    <w:lvl xmlns:w="http://schemas.openxmlformats.org/wordprocessingml/2006/main" w:ilvl="0">
+      <w:start w:val="1"/>
+      <w:numFmt w:val="decimal"/>
+      <w:lvlText w:val="%1."/>
+      <w:lvlJc w:val="left"/>
+      <w:pPr>
+        <w:ind w:left="720" w:hanging="360"/>
+      </w:pPr>
+    </w:lvl>
+    <w:lvl xmlns:w="http://schemas.openxmlformats.org/wordprocessingml/2006/main" w:ilvl="1">
+      <w:start w:val="1"/>
+      <w:numFmt w:val="lowerLetter"/>
+      <w:lvlText w:val="%2."/>
+      <w:lvlJc w:val="left"/>
+      <w:pPr>
+        <w:ind w:left="1440" w:hanging="360"/>
+      </w:pPr>
+    </w:lvl>
+    <w:lvl xmlns:w="http://schemas.openxmlformats.org/wordprocessingml/2006/main" w:ilvl="2">
+      <w:start w:val="1"/>
+      <w:numFmt w:val="lowerRoman"/>
+      <w:lvlText w:val="%3."/>
+      <w:lvlJc w:val="right"/>
+      <w:pPr>
+        <w:ind w:left="2160" w:hanging="180"/>
+      </w:pPr>
+    </w:lvl>
+    <w:lvl xmlns:w="http://schemas.openxmlformats.org/wordprocessingml/2006/main" w:ilvl="3">
+      <w:start w:val="1"/>
+      <w:numFmt w:val="decimal"/>
+      <w:lvlText w:val="%4."/>
+      <w:lvlJc w:val="left"/>
+      <w:pPr>
+        <w:ind w:left="2880" w:hanging="360"/>
+      </w:pPr>
+    </w:lvl>
+    <w:lvl xmlns:w="http://schemas.openxmlformats.org/wordprocessingml/2006/main" w:ilvl="4">
+      <w:start w:val="1"/>
+      <w:numFmt w:val="lowerLetter"/>
+      <w:lvlText w:val="%5."/>
+      <w:lvlJc w:val="left"/>
+      <w:pPr>
+        <w:ind w:left="3600" w:hanging="360"/>
+      </w:pPr>
+    </w:lvl>
+    <w:lvl xmlns:w="http://schemas.openxmlformats.org/wordprocessingml/2006/main" w:ilvl="5">
+      <w:start w:val="1"/>
+      <w:numFmt w:val="lowerRoman"/>
+      <w:lvlText w:val="%6."/>
+      <w:lvlJc w:val="right"/>
+      <w:pPr>
+        <w:ind w:left="4320" w:hanging="180"/>
+      </w:pPr>
+    </w:lvl>
+    <w:lvl xmlns:w="http://schemas.openxmlformats.org/wordprocessingml/2006/main" w:ilvl="6">
+      <w:start w:val="1"/>
+      <w:numFmt w:val="decimal"/>
+      <w:lvlText w:val="%7."/>
+      <w:lvlJc w:val="left"/>
+      <w:pPr>
+        <w:ind w:left="5040" w:hanging="360"/>
+      </w:pPr>
+    </w:lvl>
+    <w:lvl xmlns:w="http://schemas.openxmlformats.org/wordprocessingml/2006/main" w:ilvl="7">
+      <w:start w:val="1"/>
+      <w:numFmt w:val="lowerLetter"/>
+      <w:lvlText w:val="%8."/>
+      <w:lvlJc w:val="left"/>
+      <w:pPr>
+        <w:ind w:left="5760" w:hanging="360"/>
+      </w:pPr>
+    </w:lvl>
+    <w:lvl xmlns:w="http://schemas.openxmlformats.org/wordprocessingml/2006/main" w:ilvl="8">
+      <w:start w:val="1"/>
+      <w:numFmt w:val="lowerRoman"/>
+      <w:lvlText w:val="%9."/>
+      <w:lvlJc w:val="right"/>
+      <w:pPr>
+        <w:ind w:left="6480" w:hanging="180"/>
+      </w:pPr>
+    </w:lvl>
+  </w:abstractNum>
   <w:abstractNum xmlns:w="http://schemas.openxmlformats.org/wordprocessingml/2006/main" w:abstractNumId="4">
     <w:nsid w:val="1ad4b73a"/>
     <w:multiLevelType xmlns:w="http://schemas.openxmlformats.org/wordprocessingml/2006/main" w:val="hybridMultilevel"/>
@@ -5593,6 +6252,12 @@
       </w:pPr>
     </w:lvl>
   </w:abstractNum>
+  <w:num w:numId="6">
+    <w:abstractNumId w:val="6"/>
+  </w:num>
+  <w:num w:numId="5">
+    <w:abstractNumId w:val="5"/>
+  </w:num>
   <w:num w:numId="4">
     <w:abstractNumId w:val="4"/>
   </w:num>
